--- a/idris/PHP Angular/Idris_Sadiq.docx
+++ b/idris/PHP Angular/Idris_Sadiq.docx
@@ -47,7 +47,6 @@
               <w:spacing w:after="40"/>
               <w:jc w:val="center"/>
             </w:pPr>
-            <w:proofErr w:type="spellStart"/>
             <w:r>
               <w:rPr>
                 <w:rFonts w:ascii="Arial" w:eastAsia="Arial" w:hAnsi="Arial" w:cs="Arial"/>
@@ -57,33 +56,8 @@
                 <w:sz w:val="48"/>
                 <w:szCs w:val="48"/>
               </w:rPr>
-              <w:t>Idris</w:t>
+              <w:t>Idris Sadiq</w:t>
             </w:r>
-            <w:proofErr w:type="spellEnd"/>
-            <w:r>
-              <w:rPr>
-                <w:rFonts w:ascii="Arial" w:eastAsia="Arial" w:hAnsi="Arial" w:cs="Arial"/>
-                <w:b/>
-                <w:bCs/>
-                <w:color w:val="FFFFFF"/>
-                <w:sz w:val="48"/>
-                <w:szCs w:val="48"/>
-              </w:rPr>
-              <w:t xml:space="preserve"> </w:t>
-            </w:r>
-            <w:proofErr w:type="spellStart"/>
-            <w:r>
-              <w:rPr>
-                <w:rFonts w:ascii="Arial" w:eastAsia="Arial" w:hAnsi="Arial" w:cs="Arial"/>
-                <w:b/>
-                <w:bCs/>
-                <w:color w:val="FFFFFF"/>
-                <w:sz w:val="48"/>
-                <w:szCs w:val="48"/>
-              </w:rPr>
-              <w:t>Sadiq</w:t>
-            </w:r>
-            <w:proofErr w:type="spellEnd"/>
           </w:p>
           <w:p>
             <w:pPr>
@@ -104,41 +78,27 @@
             <w:pPr>
               <w:spacing w:after="40"/>
               <w:jc w:val="center"/>
+              <w:rPr>
+                <w:rFonts w:ascii="Arial" w:eastAsia="Arial" w:hAnsi="Arial" w:cs="Arial"/>
+                <w:color w:val="BBBBBB"/>
+              </w:rPr>
             </w:pPr>
             <w:r>
               <w:rPr>
                 <w:rFonts w:ascii="Arial" w:eastAsia="Arial" w:hAnsi="Arial" w:cs="Arial"/>
                 <w:color w:val="BBBBBB"/>
               </w:rPr>
-              <w:t xml:space="preserve">Idrissadiq.pro@outlook.com  </w:t>
+              <w:t>Idrissdev@outlook.com | +1 (424) 458-6548 | Spring Valley, California, United States</w:t>
+            </w:r>
+            <w:r>
+              <w:t xml:space="preserve"> </w:t>
             </w:r>
             <w:r>
               <w:rPr>
                 <w:rFonts w:ascii="Arial" w:eastAsia="Arial" w:hAnsi="Arial" w:cs="Arial"/>
                 <w:color w:val="BBBBBB"/>
               </w:rPr>
-              <w:t>+1 (424) 458-6548</w:t>
-            </w:r>
-            <w:r>
-              <w:rPr>
-                <w:rFonts w:ascii="Arial" w:eastAsia="Arial" w:hAnsi="Arial" w:cs="Arial"/>
-                <w:color w:val="BBBBBB"/>
-              </w:rPr>
-              <w:t xml:space="preserve">|  </w:t>
-            </w:r>
-            <w:r>
-              <w:rPr>
-                <w:rFonts w:ascii="Arial" w:eastAsia="Arial" w:hAnsi="Arial" w:cs="Arial"/>
-                <w:color w:val="BBBBBB"/>
-              </w:rPr>
-              <w:t>Spring Valley</w:t>
-            </w:r>
-            <w:r>
-              <w:rPr>
-                <w:rFonts w:ascii="Arial" w:eastAsia="Arial" w:hAnsi="Arial" w:cs="Arial"/>
-                <w:color w:val="BBBBBB"/>
-              </w:rPr>
-              <w:t>, California, United States</w:t>
+              <w:t xml:space="preserve">https://www.linkedin.com/in/idris-sadiq-1b824b3b4 </w:t>
             </w:r>
           </w:p>
           <w:p>
@@ -150,15 +110,10 @@
                 <w:rFonts w:ascii="Arial" w:eastAsia="Arial" w:hAnsi="Arial" w:cs="Arial"/>
                 <w:color w:val="BBBBBB"/>
               </w:rPr>
-              <w:t xml:space="preserve">LinkedIn: </w:t>
+              <w:t>US citizen | White | English (Native)</w:t>
             </w:r>
-            <w:r>
-              <w:rPr>
-                <w:rFonts w:ascii="Arial" w:eastAsia="Arial" w:hAnsi="Arial" w:cs="Arial"/>
-                <w:color w:val="BBBBBB"/>
-              </w:rPr>
-              <w:t>https://www.linkedin.com/in/idris-sadiq-0640ab3b4/</w:t>
-            </w:r>
+            <w:bookmarkStart w:id="0" w:name="_GoBack"/>
+            <w:bookmarkEnd w:id="0"/>
           </w:p>
         </w:tc>
       </w:tr>
@@ -298,7 +253,6 @@
         </w:rPr>
         <w:t xml:space="preserve">, </w:t>
       </w:r>
-      <w:proofErr w:type="spellStart"/>
       <w:r>
         <w:rPr>
           <w:rStyle w:val="Strong"/>
@@ -306,7 +260,6 @@
         </w:rPr>
         <w:t>observability</w:t>
       </w:r>
-      <w:proofErr w:type="spellEnd"/>
       <w:r>
         <w:rPr>
           <w:rFonts w:ascii="Arial" w:hAnsi="Arial" w:cs="Arial"/>
@@ -427,48 +380,7 @@
           <w:rFonts w:ascii="Arial" w:hAnsi="Arial" w:cs="Arial"/>
           <w:sz w:val="18"/>
         </w:rPr>
-        <w:t xml:space="preserve">, </w:t>
-      </w:r>
-      <w:proofErr w:type="spellStart"/>
-      <w:r>
-        <w:rPr>
-          <w:rFonts w:ascii="Arial" w:hAnsi="Arial" w:cs="Arial"/>
-          <w:sz w:val="18"/>
-        </w:rPr>
-        <w:t>RxJS</w:t>
-      </w:r>
-      <w:proofErr w:type="spellEnd"/>
-      <w:r>
-        <w:rPr>
-          <w:rFonts w:ascii="Arial" w:hAnsi="Arial" w:cs="Arial"/>
-          <w:sz w:val="18"/>
-        </w:rPr>
-        <w:t xml:space="preserve">, </w:t>
-      </w:r>
-      <w:proofErr w:type="spellStart"/>
-      <w:r>
-        <w:rPr>
-          <w:rFonts w:ascii="Arial" w:hAnsi="Arial" w:cs="Arial"/>
-          <w:sz w:val="18"/>
-        </w:rPr>
-        <w:t>NgRx</w:t>
-      </w:r>
-      <w:proofErr w:type="spellEnd"/>
-      <w:r>
-        <w:rPr>
-          <w:rFonts w:ascii="Arial" w:hAnsi="Arial" w:cs="Arial"/>
-          <w:sz w:val="18"/>
-        </w:rPr>
-        <w:t xml:space="preserve">, Reactive Forms, Angular Router, HTTP Interceptors, micro-frontend patterns (Module Federation), component libraries, </w:t>
-      </w:r>
-      <w:bookmarkStart w:id="0" w:name="_GoBack"/>
-      <w:bookmarkEnd w:id="0"/>
-      <w:r>
-        <w:rPr>
-          <w:rFonts w:ascii="Arial" w:hAnsi="Arial" w:cs="Arial"/>
-          <w:sz w:val="18"/>
-        </w:rPr>
-        <w:t>Tailwind CSS, Bootstrap, Storybook, accessibility-minded UI, performance profiling (Lighthouse, Web Vitals)</w:t>
+        <w:t>, RxJS, NgRx, Reactive Forms, Angular Router, HTTP Interceptors, micro-frontend patterns (Module Federation), component libraries, Tailwind CSS, Bootstrap, Storybook, accessibility-minded UI, performance profiling (Lighthouse, Web Vitals)</w:t>
       </w:r>
     </w:p>
     <w:p>
@@ -514,39 +426,7 @@
           <w:rFonts w:ascii="Arial" w:hAnsi="Arial" w:cs="Arial"/>
           <w:sz w:val="18"/>
         </w:rPr>
-        <w:t xml:space="preserve"> (</w:t>
-      </w:r>
-      <w:proofErr w:type="spellStart"/>
-      <w:r>
-        <w:rPr>
-          <w:rFonts w:ascii="Arial" w:hAnsi="Arial" w:cs="Arial"/>
-          <w:sz w:val="18"/>
-        </w:rPr>
-        <w:t>Laravel</w:t>
-      </w:r>
-      <w:proofErr w:type="spellEnd"/>
-      <w:r>
-        <w:rPr>
-          <w:rFonts w:ascii="Arial" w:hAnsi="Arial" w:cs="Arial"/>
-          <w:sz w:val="18"/>
-        </w:rPr>
-        <w:t xml:space="preserve">, </w:t>
-      </w:r>
-      <w:proofErr w:type="spellStart"/>
-      <w:r>
-        <w:rPr>
-          <w:rFonts w:ascii="Arial" w:hAnsi="Arial" w:cs="Arial"/>
-          <w:sz w:val="18"/>
-        </w:rPr>
-        <w:t>Symfony</w:t>
-      </w:r>
-      <w:proofErr w:type="spellEnd"/>
-      <w:r>
-        <w:rPr>
-          <w:rFonts w:ascii="Arial" w:hAnsi="Arial" w:cs="Arial"/>
-          <w:sz w:val="18"/>
-        </w:rPr>
-        <w:t xml:space="preserve"> patterns), </w:t>
+        <w:t xml:space="preserve"> (Laravel, Symfony patterns), </w:t>
       </w:r>
       <w:r>
         <w:rPr>
@@ -562,55 +442,7 @@
           <w:rFonts w:ascii="Arial" w:hAnsi="Arial" w:cs="Arial"/>
           <w:sz w:val="18"/>
         </w:rPr>
-        <w:t xml:space="preserve"> (Express, Nest patterns), REST API design, </w:t>
-      </w:r>
-      <w:proofErr w:type="spellStart"/>
-      <w:r>
-        <w:rPr>
-          <w:rFonts w:ascii="Arial" w:hAnsi="Arial" w:cs="Arial"/>
-          <w:sz w:val="18"/>
-        </w:rPr>
-        <w:t>GraphQL</w:t>
-      </w:r>
-      <w:proofErr w:type="spellEnd"/>
-      <w:r>
-        <w:rPr>
-          <w:rFonts w:ascii="Arial" w:hAnsi="Arial" w:cs="Arial"/>
-          <w:sz w:val="18"/>
-        </w:rPr>
-        <w:t xml:space="preserve"> (familiar), </w:t>
-      </w:r>
-      <w:proofErr w:type="spellStart"/>
-      <w:r>
-        <w:rPr>
-          <w:rFonts w:ascii="Arial" w:hAnsi="Arial" w:cs="Arial"/>
-          <w:sz w:val="18"/>
-        </w:rPr>
-        <w:t>webhooks</w:t>
-      </w:r>
-      <w:proofErr w:type="spellEnd"/>
-      <w:r>
-        <w:rPr>
-          <w:rFonts w:ascii="Arial" w:hAnsi="Arial" w:cs="Arial"/>
-          <w:sz w:val="18"/>
-        </w:rPr>
-        <w:t xml:space="preserve">, background jobs, caching strategies, </w:t>
-      </w:r>
-      <w:proofErr w:type="spellStart"/>
-      <w:r>
-        <w:rPr>
-          <w:rFonts w:ascii="Arial" w:hAnsi="Arial" w:cs="Arial"/>
-          <w:sz w:val="18"/>
-        </w:rPr>
-        <w:t>idempotency</w:t>
-      </w:r>
-      <w:proofErr w:type="spellEnd"/>
-      <w:r>
-        <w:rPr>
-          <w:rFonts w:ascii="Arial" w:hAnsi="Arial" w:cs="Arial"/>
-          <w:sz w:val="18"/>
-        </w:rPr>
-        <w:t>, rate limiting, retries, API versioning, file/media workflows (S3-style)</w:t>
+        <w:t xml:space="preserve"> (Express, Nest patterns), REST API design, GraphQL (familiar), webhooks, background jobs, caching strategies, idempotency, rate limiting, retries, API versioning, file/media workflows (S3-style)</w:t>
       </w:r>
     </w:p>
     <w:p>
@@ -657,7 +489,6 @@
         </w:rPr>
         <w:t xml:space="preserve">: </w:t>
       </w:r>
-      <w:proofErr w:type="spellStart"/>
       <w:r>
         <w:rPr>
           <w:rStyle w:val="Strong"/>
@@ -667,7 +498,6 @@
         </w:rPr>
         <w:t>PostgreSQL</w:t>
       </w:r>
-      <w:proofErr w:type="spellEnd"/>
       <w:r>
         <w:rPr>
           <w:rFonts w:ascii="Arial" w:hAnsi="Arial" w:cs="Arial"/>
@@ -724,7 +554,6 @@
         </w:rPr>
         <w:t xml:space="preserve"> • </w:t>
       </w:r>
-      <w:proofErr w:type="spellStart"/>
       <w:r>
         <w:rPr>
           <w:rFonts w:ascii="Arial" w:hAnsi="Arial" w:cs="Arial"/>
@@ -733,7 +562,6 @@
         </w:rPr>
         <w:t>NoSQL</w:t>
       </w:r>
-      <w:proofErr w:type="spellEnd"/>
       <w:r>
         <w:rPr>
           <w:rFonts w:ascii="Arial" w:hAnsi="Arial" w:cs="Arial"/>
@@ -741,7 +569,6 @@
         </w:rPr>
         <w:t xml:space="preserve">: </w:t>
       </w:r>
-      <w:proofErr w:type="spellStart"/>
       <w:r>
         <w:rPr>
           <w:rStyle w:val="Strong"/>
@@ -751,7 +578,6 @@
         </w:rPr>
         <w:t>Redis</w:t>
       </w:r>
-      <w:proofErr w:type="spellEnd"/>
       <w:r>
         <w:rPr>
           <w:rFonts w:ascii="Arial" w:hAnsi="Arial" w:cs="Arial"/>
@@ -759,7 +585,6 @@
         </w:rPr>
         <w:t xml:space="preserve">, </w:t>
       </w:r>
-      <w:proofErr w:type="spellStart"/>
       <w:r>
         <w:rPr>
           <w:rStyle w:val="Strong"/>
@@ -769,7 +594,6 @@
         </w:rPr>
         <w:t>MongoDB</w:t>
       </w:r>
-      <w:proofErr w:type="spellEnd"/>
       <w:r>
         <w:rPr>
           <w:rFonts w:ascii="Arial" w:hAnsi="Arial" w:cs="Arial"/>
@@ -777,7 +601,6 @@
         </w:rPr>
         <w:t xml:space="preserve">, </w:t>
       </w:r>
-      <w:proofErr w:type="spellStart"/>
       <w:r>
         <w:rPr>
           <w:rStyle w:val="Strong"/>
@@ -787,7 +610,6 @@
         </w:rPr>
         <w:t>DynamoDB</w:t>
       </w:r>
-      <w:proofErr w:type="spellEnd"/>
       <w:r>
         <w:rPr>
           <w:rFonts w:ascii="Arial" w:hAnsi="Arial" w:cs="Arial"/>
@@ -859,7 +681,6 @@
         </w:rPr>
         <w:t xml:space="preserve">, </w:t>
       </w:r>
-      <w:proofErr w:type="spellStart"/>
       <w:r>
         <w:rPr>
           <w:rStyle w:val="Strong"/>
@@ -869,7 +690,6 @@
         </w:rPr>
         <w:t>RabbitMQ</w:t>
       </w:r>
-      <w:proofErr w:type="spellEnd"/>
       <w:r>
         <w:rPr>
           <w:rFonts w:ascii="Arial" w:hAnsi="Arial" w:cs="Arial"/>
@@ -892,7 +712,6 @@
         </w:rPr>
         <w:t xml:space="preserve">: </w:t>
       </w:r>
-      <w:proofErr w:type="spellStart"/>
       <w:r>
         <w:rPr>
           <w:rStyle w:val="Strong"/>
@@ -902,7 +721,6 @@
         </w:rPr>
         <w:t>Elasticsearch</w:t>
       </w:r>
-      <w:proofErr w:type="spellEnd"/>
       <w:r>
         <w:rPr>
           <w:rFonts w:ascii="Arial" w:hAnsi="Arial" w:cs="Arial"/>
@@ -942,7 +760,6 @@
         </w:rPr>
         <w:t xml:space="preserve">, </w:t>
       </w:r>
-      <w:proofErr w:type="spellStart"/>
       <w:r>
         <w:rPr>
           <w:rStyle w:val="Strong"/>
@@ -952,7 +769,6 @@
         </w:rPr>
         <w:t>BigQuery</w:t>
       </w:r>
-      <w:proofErr w:type="spellEnd"/>
       <w:r>
         <w:rPr>
           <w:rFonts w:ascii="Arial" w:hAnsi="Arial" w:cs="Arial"/>
@@ -981,18 +797,8 @@
           <w:rFonts w:ascii="Arial" w:hAnsi="Arial" w:cs="Arial"/>
           <w:sz w:val="18"/>
         </w:rPr>
-        <w:t xml:space="preserve">Cloud &amp; </w:t>
-      </w:r>
-      <w:proofErr w:type="spellStart"/>
-      <w:r>
-        <w:rPr>
-          <w:rStyle w:val="Strong"/>
-          <w:rFonts w:ascii="Arial" w:hAnsi="Arial" w:cs="Arial"/>
-          <w:sz w:val="18"/>
-        </w:rPr>
-        <w:t>DevOps</w:t>
-      </w:r>
-      <w:proofErr w:type="spellEnd"/>
+        <w:t>Cloud &amp; DevOps</w:t>
+      </w:r>
       <w:r>
         <w:rPr>
           <w:rFonts w:ascii="Arial" w:hAnsi="Arial" w:cs="Arial"/>
@@ -1074,240 +880,15 @@
           <w:rFonts w:ascii="Arial" w:hAnsi="Arial" w:cs="Arial"/>
           <w:sz w:val="18"/>
         </w:rPr>
-        <w:t xml:space="preserve">, API Gateway, S3, </w:t>
-      </w:r>
-      <w:proofErr w:type="spellStart"/>
-      <w:r>
-        <w:rPr>
-          <w:rStyle w:val="Strong"/>
-          <w:rFonts w:ascii="Arial" w:hAnsi="Arial" w:cs="Arial"/>
-          <w:sz w:val="18"/>
-        </w:rPr>
-        <w:t>CloudFront</w:t>
-      </w:r>
-      <w:proofErr w:type="spellEnd"/>
-      <w:r>
-        <w:rPr>
-          <w:rStyle w:val="Strong"/>
-          <w:rFonts w:ascii="Arial" w:hAnsi="Arial" w:cs="Arial"/>
-          <w:sz w:val="18"/>
-        </w:rPr>
-        <w:t xml:space="preserve">, RDS, </w:t>
-      </w:r>
-      <w:proofErr w:type="spellStart"/>
-      <w:r>
-        <w:rPr>
-          <w:rStyle w:val="Strong"/>
-          <w:rFonts w:ascii="Arial" w:hAnsi="Arial" w:cs="Arial"/>
-          <w:sz w:val="18"/>
-        </w:rPr>
-        <w:t>DynamoDB</w:t>
-      </w:r>
-      <w:proofErr w:type="spellEnd"/>
-      <w:r>
-        <w:rPr>
-          <w:rStyle w:val="Strong"/>
-          <w:rFonts w:ascii="Arial" w:hAnsi="Arial" w:cs="Arial"/>
-          <w:sz w:val="18"/>
-        </w:rPr>
-        <w:t xml:space="preserve">, </w:t>
-      </w:r>
-      <w:proofErr w:type="spellStart"/>
-      <w:r>
-        <w:rPr>
-          <w:rStyle w:val="Strong"/>
-          <w:rFonts w:ascii="Arial" w:hAnsi="Arial" w:cs="Arial"/>
-          <w:sz w:val="18"/>
-        </w:rPr>
-        <w:t>ElastiCache</w:t>
-      </w:r>
-      <w:proofErr w:type="spellEnd"/>
-      <w:r>
-        <w:rPr>
-          <w:rStyle w:val="Strong"/>
-          <w:rFonts w:ascii="Arial" w:hAnsi="Arial" w:cs="Arial"/>
-          <w:sz w:val="18"/>
-        </w:rPr>
-        <w:t xml:space="preserve">, </w:t>
-      </w:r>
-      <w:proofErr w:type="spellStart"/>
-      <w:r>
-        <w:rPr>
-          <w:rStyle w:val="Strong"/>
-          <w:rFonts w:ascii="Arial" w:hAnsi="Arial" w:cs="Arial"/>
-          <w:sz w:val="18"/>
-        </w:rPr>
-        <w:t>EventBridge</w:t>
-      </w:r>
-      <w:proofErr w:type="spellEnd"/>
-      <w:r>
-        <w:rPr>
-          <w:rStyle w:val="Strong"/>
-          <w:rFonts w:ascii="Arial" w:hAnsi="Arial" w:cs="Arial"/>
-          <w:sz w:val="18"/>
-        </w:rPr>
-        <w:t>, Step Functions, IAM</w:t>
-      </w:r>
-      <w:r>
-        <w:rPr>
-          <w:rFonts w:ascii="Arial" w:hAnsi="Arial" w:cs="Arial"/>
-          <w:sz w:val="18"/>
-        </w:rPr>
-        <w:t xml:space="preserve"> • Azure: AKS, App Service, Azure SQL, Service Bus, Key Vault, Application Insights • GCP: GKE, Cloud Run, Pub/Sub, Cloud Storage, </w:t>
-      </w:r>
-      <w:proofErr w:type="spellStart"/>
-      <w:r>
-        <w:rPr>
-          <w:rFonts w:ascii="Arial" w:hAnsi="Arial" w:cs="Arial"/>
-          <w:sz w:val="18"/>
-        </w:rPr>
-        <w:t>BigQuery</w:t>
-      </w:r>
-      <w:proofErr w:type="spellEnd"/>
-      <w:r>
-        <w:rPr>
-          <w:rFonts w:ascii="Arial" w:hAnsi="Arial" w:cs="Arial"/>
-          <w:sz w:val="18"/>
-        </w:rPr>
-        <w:t xml:space="preserve"> (as consumer/integrator) • </w:t>
-      </w:r>
-      <w:proofErr w:type="spellStart"/>
-      <w:r>
-        <w:rPr>
-          <w:rFonts w:ascii="Arial" w:hAnsi="Arial" w:cs="Arial"/>
-          <w:sz w:val="18"/>
-        </w:rPr>
-        <w:t>Docker</w:t>
-      </w:r>
-      <w:proofErr w:type="spellEnd"/>
-      <w:r>
-        <w:rPr>
-          <w:rFonts w:ascii="Arial" w:hAnsi="Arial" w:cs="Arial"/>
-          <w:sz w:val="18"/>
-        </w:rPr>
-        <w:t xml:space="preserve">, </w:t>
-      </w:r>
-      <w:proofErr w:type="spellStart"/>
-      <w:r>
-        <w:rPr>
-          <w:rFonts w:ascii="Arial" w:hAnsi="Arial" w:cs="Arial"/>
-          <w:sz w:val="18"/>
-        </w:rPr>
-        <w:t>Kubernetes</w:t>
-      </w:r>
-      <w:proofErr w:type="spellEnd"/>
-      <w:r>
-        <w:rPr>
-          <w:rFonts w:ascii="Arial" w:hAnsi="Arial" w:cs="Arial"/>
-          <w:sz w:val="18"/>
-        </w:rPr>
-        <w:t xml:space="preserve">, Helm, Argo CD, </w:t>
-      </w:r>
-      <w:proofErr w:type="spellStart"/>
-      <w:r>
-        <w:rPr>
-          <w:rFonts w:ascii="Arial" w:hAnsi="Arial" w:cs="Arial"/>
-          <w:sz w:val="18"/>
-        </w:rPr>
-        <w:t>GitOps</w:t>
-      </w:r>
-      <w:proofErr w:type="spellEnd"/>
-      <w:r>
-        <w:rPr>
-          <w:rFonts w:ascii="Arial" w:hAnsi="Arial" w:cs="Arial"/>
-          <w:sz w:val="18"/>
-        </w:rPr>
-        <w:t xml:space="preserve">, </w:t>
-      </w:r>
-      <w:proofErr w:type="spellStart"/>
-      <w:r>
-        <w:rPr>
-          <w:rFonts w:ascii="Arial" w:hAnsi="Arial" w:cs="Arial"/>
-          <w:sz w:val="18"/>
-        </w:rPr>
-        <w:t>Terraform</w:t>
-      </w:r>
-      <w:proofErr w:type="spellEnd"/>
-      <w:r>
-        <w:rPr>
-          <w:rFonts w:ascii="Arial" w:hAnsi="Arial" w:cs="Arial"/>
-          <w:sz w:val="18"/>
-        </w:rPr>
-        <w:t xml:space="preserve">, </w:t>
-      </w:r>
-      <w:proofErr w:type="spellStart"/>
-      <w:r>
-        <w:rPr>
-          <w:rFonts w:ascii="Arial" w:hAnsi="Arial" w:cs="Arial"/>
-          <w:sz w:val="18"/>
-        </w:rPr>
-        <w:t>CloudFormation</w:t>
-      </w:r>
-      <w:proofErr w:type="spellEnd"/>
-      <w:r>
-        <w:rPr>
-          <w:rFonts w:ascii="Arial" w:hAnsi="Arial" w:cs="Arial"/>
-          <w:sz w:val="18"/>
-        </w:rPr>
-        <w:t xml:space="preserve"> • CI/CD: </w:t>
-      </w:r>
-      <w:proofErr w:type="spellStart"/>
-      <w:r>
-        <w:rPr>
-          <w:rFonts w:ascii="Arial" w:hAnsi="Arial" w:cs="Arial"/>
-          <w:sz w:val="18"/>
-        </w:rPr>
-        <w:t>GitHub</w:t>
-      </w:r>
-      <w:proofErr w:type="spellEnd"/>
-      <w:r>
-        <w:rPr>
-          <w:rFonts w:ascii="Arial" w:hAnsi="Arial" w:cs="Arial"/>
-          <w:sz w:val="18"/>
-        </w:rPr>
-        <w:t xml:space="preserve"> Actions, </w:t>
-      </w:r>
-      <w:proofErr w:type="spellStart"/>
-      <w:r>
-        <w:rPr>
-          <w:rFonts w:ascii="Arial" w:hAnsi="Arial" w:cs="Arial"/>
-          <w:sz w:val="18"/>
-        </w:rPr>
-        <w:t>GitLab</w:t>
-      </w:r>
-      <w:proofErr w:type="spellEnd"/>
-      <w:r>
-        <w:rPr>
-          <w:rFonts w:ascii="Arial" w:hAnsi="Arial" w:cs="Arial"/>
-          <w:sz w:val="18"/>
-        </w:rPr>
-        <w:t xml:space="preserve"> CI, Jenkins, Azure </w:t>
-      </w:r>
-      <w:proofErr w:type="spellStart"/>
-      <w:r>
-        <w:rPr>
-          <w:rFonts w:ascii="Arial" w:hAnsi="Arial" w:cs="Arial"/>
-          <w:sz w:val="18"/>
-        </w:rPr>
-        <w:t>DevOps</w:t>
-      </w:r>
-      <w:proofErr w:type="spellEnd"/>
-      <w:r>
-        <w:rPr>
-          <w:rFonts w:ascii="Arial" w:hAnsi="Arial" w:cs="Arial"/>
-          <w:sz w:val="18"/>
-        </w:rPr>
-        <w:t xml:space="preserve">, </w:t>
-      </w:r>
-      <w:proofErr w:type="spellStart"/>
-      <w:r>
-        <w:rPr>
-          <w:rFonts w:ascii="Arial" w:hAnsi="Arial" w:cs="Arial"/>
-          <w:sz w:val="18"/>
-        </w:rPr>
-        <w:t>CircleCI</w:t>
-      </w:r>
-      <w:proofErr w:type="spellEnd"/>
+        <w:t>, API Gateway, S3, CloudFront, RDS, DynamoDB, ElastiCache, EventBridge, Step Functions, IAM</w:t>
+      </w:r>
+      <w:r>
+        <w:rPr>
+          <w:rFonts w:ascii="Arial" w:hAnsi="Arial" w:cs="Arial"/>
+          <w:sz w:val="18"/>
+        </w:rPr>
+        <w:t xml:space="preserve"> • Azure: AKS, App Service, Azure SQL, Service Bus, Key Vault, Application Insights • GCP: GKE, Cloud Run, Pub/Sub, Cloud Storage, BigQuery (as consumer/integrator) • Docker, Kubernetes, Helm, Argo CD, GitOps, Terraform, CloudFormation • CI/CD: GitHub Actions, GitLab CI, Jenkins, Azure DevOps, CircleCI</w:t>
+      </w:r>
     </w:p>
     <w:p>
       <w:pPr>
@@ -1323,94 +904,20 @@
           <w:sz w:val="18"/>
         </w:rPr>
       </w:pPr>
-      <w:proofErr w:type="spellStart"/>
-      <w:r>
-        <w:rPr>
-          <w:rStyle w:val="Strong"/>
-          <w:rFonts w:ascii="Arial" w:hAnsi="Arial" w:cs="Arial"/>
-          <w:sz w:val="18"/>
-        </w:rPr>
-        <w:t>Observability</w:t>
-      </w:r>
-      <w:proofErr w:type="spellEnd"/>
-      <w:r>
-        <w:rPr>
-          <w:rStyle w:val="Strong"/>
-          <w:rFonts w:ascii="Arial" w:hAnsi="Arial" w:cs="Arial"/>
-          <w:sz w:val="18"/>
-        </w:rPr>
-        <w:t>, Quality &amp; Security</w:t>
-      </w:r>
-      <w:r>
-        <w:rPr>
-          <w:rFonts w:ascii="Arial" w:hAnsi="Arial" w:cs="Arial"/>
-          <w:sz w:val="18"/>
-        </w:rPr>
-        <w:t xml:space="preserve"> — </w:t>
-      </w:r>
-      <w:proofErr w:type="spellStart"/>
-      <w:r>
-        <w:rPr>
-          <w:rFonts w:ascii="Arial" w:hAnsi="Arial" w:cs="Arial"/>
-          <w:sz w:val="18"/>
-        </w:rPr>
-        <w:t>OpenTelemetry</w:t>
-      </w:r>
-      <w:proofErr w:type="spellEnd"/>
-      <w:r>
-        <w:rPr>
-          <w:rFonts w:ascii="Arial" w:hAnsi="Arial" w:cs="Arial"/>
-          <w:sz w:val="18"/>
-        </w:rPr>
-        <w:t xml:space="preserve">, </w:t>
-      </w:r>
-      <w:proofErr w:type="spellStart"/>
-      <w:r>
-        <w:rPr>
-          <w:rFonts w:ascii="Arial" w:hAnsi="Arial" w:cs="Arial"/>
-          <w:sz w:val="18"/>
-        </w:rPr>
-        <w:t>Datadog</w:t>
-      </w:r>
-      <w:proofErr w:type="spellEnd"/>
-      <w:r>
-        <w:rPr>
-          <w:rFonts w:ascii="Arial" w:hAnsi="Arial" w:cs="Arial"/>
-          <w:sz w:val="18"/>
-        </w:rPr>
-        <w:t xml:space="preserve">, Prometheus, </w:t>
-      </w:r>
-      <w:proofErr w:type="spellStart"/>
-      <w:r>
-        <w:rPr>
-          <w:rFonts w:ascii="Arial" w:hAnsi="Arial" w:cs="Arial"/>
-          <w:sz w:val="18"/>
-        </w:rPr>
-        <w:t>Grafana</w:t>
-      </w:r>
-      <w:proofErr w:type="spellEnd"/>
-      <w:r>
-        <w:rPr>
-          <w:rFonts w:ascii="Arial" w:hAnsi="Arial" w:cs="Arial"/>
-          <w:sz w:val="18"/>
-        </w:rPr>
-        <w:t xml:space="preserve">, ELK/EFK, </w:t>
-      </w:r>
-      <w:proofErr w:type="spellStart"/>
-      <w:r>
-        <w:rPr>
-          <w:rFonts w:ascii="Arial" w:hAnsi="Arial" w:cs="Arial"/>
-          <w:sz w:val="18"/>
-        </w:rPr>
-        <w:t>CloudWatch</w:t>
-      </w:r>
-      <w:proofErr w:type="spellEnd"/>
-      <w:r>
-        <w:rPr>
-          <w:rFonts w:ascii="Arial" w:hAnsi="Arial" w:cs="Arial"/>
-          <w:sz w:val="18"/>
-        </w:rPr>
-        <w:t xml:space="preserve">, structured logging • </w:t>
+      <w:r>
+        <w:rPr>
+          <w:rStyle w:val="Strong"/>
+          <w:rFonts w:ascii="Arial" w:hAnsi="Arial" w:cs="Arial"/>
+          <w:sz w:val="18"/>
+        </w:rPr>
+        <w:t>Observability, Quality &amp; Security</w:t>
+      </w:r>
+      <w:r>
+        <w:rPr>
+          <w:rFonts w:ascii="Arial" w:hAnsi="Arial" w:cs="Arial"/>
+          <w:sz w:val="18"/>
+        </w:rPr>
+        <w:t xml:space="preserve"> — OpenTelemetry, Datadog, Prometheus, Grafana, ELK/EFK, CloudWatch, structured logging • </w:t>
       </w:r>
       <w:r>
         <w:rPr>
@@ -1440,55 +947,7 @@
           <w:rFonts w:ascii="Arial" w:hAnsi="Arial" w:cs="Arial"/>
           <w:sz w:val="18"/>
         </w:rPr>
-        <w:t xml:space="preserve">: OAuth2, </w:t>
-      </w:r>
-      <w:proofErr w:type="spellStart"/>
-      <w:r>
-        <w:rPr>
-          <w:rFonts w:ascii="Arial" w:hAnsi="Arial" w:cs="Arial"/>
-          <w:sz w:val="18"/>
-        </w:rPr>
-        <w:t>OpenID</w:t>
-      </w:r>
-      <w:proofErr w:type="spellEnd"/>
-      <w:r>
-        <w:rPr>
-          <w:rFonts w:ascii="Arial" w:hAnsi="Arial" w:cs="Arial"/>
-          <w:sz w:val="18"/>
-        </w:rPr>
-        <w:t xml:space="preserve"> Connect, JWT, </w:t>
-      </w:r>
-      <w:proofErr w:type="spellStart"/>
-      <w:r>
-        <w:rPr>
-          <w:rFonts w:ascii="Arial" w:hAnsi="Arial" w:cs="Arial"/>
-          <w:sz w:val="18"/>
-        </w:rPr>
-        <w:t>Okta</w:t>
-      </w:r>
-      <w:proofErr w:type="spellEnd"/>
-      <w:r>
-        <w:rPr>
-          <w:rFonts w:ascii="Arial" w:hAnsi="Arial" w:cs="Arial"/>
-          <w:sz w:val="18"/>
-        </w:rPr>
-        <w:t xml:space="preserve">, Auth0, AWS </w:t>
-      </w:r>
-      <w:proofErr w:type="spellStart"/>
-      <w:r>
-        <w:rPr>
-          <w:rFonts w:ascii="Arial" w:hAnsi="Arial" w:cs="Arial"/>
-          <w:sz w:val="18"/>
-        </w:rPr>
-        <w:t>Cognito</w:t>
-      </w:r>
-      <w:proofErr w:type="spellEnd"/>
-      <w:r>
-        <w:rPr>
-          <w:rFonts w:ascii="Arial" w:hAnsi="Arial" w:cs="Arial"/>
-          <w:sz w:val="18"/>
-        </w:rPr>
-        <w:t>, RBAC/ABAC, audit logging</w:t>
+        <w:t>: OAuth2, OpenID Connect, JWT, Okta, Auth0, AWS Cognito, RBAC/ABAC, audit logging</w:t>
       </w:r>
     </w:p>
     <w:p>
@@ -1523,8 +982,6 @@
       </w:r>
     </w:p>
     <w:p>
-      <w:proofErr w:type="spellStart"/>
-      <w:proofErr w:type="gramStart"/>
       <w:r>
         <w:rPr>
           <w:rFonts w:ascii="Arial" w:eastAsia="Arial" w:hAnsi="Arial" w:cs="Arial"/>
@@ -1532,27 +989,7 @@
           <w:sz w:val="21"/>
           <w:szCs w:val="21"/>
         </w:rPr>
-        <w:t>SumatoSoft</w:t>
-      </w:r>
-      <w:proofErr w:type="spellEnd"/>
-      <w:r>
-        <w:rPr>
-          <w:rFonts w:ascii="Arial" w:eastAsia="Arial" w:hAnsi="Arial" w:cs="Arial"/>
-          <w:color w:val="555555"/>
-          <w:sz w:val="21"/>
-          <w:szCs w:val="21"/>
-        </w:rPr>
-        <w:t xml:space="preserve">  |</w:t>
-      </w:r>
-      <w:proofErr w:type="gramEnd"/>
-      <w:r>
-        <w:rPr>
-          <w:rFonts w:ascii="Arial" w:eastAsia="Arial" w:hAnsi="Arial" w:cs="Arial"/>
-          <w:color w:val="555555"/>
-          <w:sz w:val="21"/>
-          <w:szCs w:val="21"/>
-        </w:rPr>
-        <w:t xml:space="preserve">  January 2021 - December 2025</w:t>
+        <w:t>SumatoSoft  |  January 2021 - December 2025</w:t>
       </w:r>
     </w:p>
     <w:p>
@@ -1677,25 +1114,7 @@
           <w:rFonts w:ascii="Arial" w:hAnsi="Arial" w:cs="Arial"/>
           <w:sz w:val="18"/>
         </w:rPr>
-        <w:t>PHP (</w:t>
-      </w:r>
-      <w:proofErr w:type="spellStart"/>
-      <w:r>
-        <w:rPr>
-          <w:rStyle w:val="Strong"/>
-          <w:rFonts w:ascii="Arial" w:hAnsi="Arial" w:cs="Arial"/>
-          <w:sz w:val="18"/>
-        </w:rPr>
-        <w:t>Symfony</w:t>
-      </w:r>
-      <w:proofErr w:type="spellEnd"/>
-      <w:r>
-        <w:rPr>
-          <w:rStyle w:val="Strong"/>
-          <w:rFonts w:ascii="Arial" w:hAnsi="Arial" w:cs="Arial"/>
-          <w:sz w:val="18"/>
-        </w:rPr>
-        <w:t>)</w:t>
+        <w:t>PHP (Symfony)</w:t>
       </w:r>
       <w:r>
         <w:rPr>
@@ -1733,46 +1152,20 @@
         </w:rPr>
         <w:t xml:space="preserve"> </w:t>
       </w:r>
-      <w:proofErr w:type="spellStart"/>
-      <w:r>
-        <w:rPr>
-          <w:rStyle w:val="Strong"/>
-          <w:rFonts w:ascii="Arial" w:hAnsi="Arial" w:cs="Arial"/>
-          <w:sz w:val="18"/>
-        </w:rPr>
-        <w:t>idempotency</w:t>
-      </w:r>
-      <w:proofErr w:type="spellEnd"/>
-      <w:r>
-        <w:rPr>
-          <w:rStyle w:val="Strong"/>
-          <w:rFonts w:ascii="Arial" w:hAnsi="Arial" w:cs="Arial"/>
-          <w:sz w:val="18"/>
-        </w:rPr>
-        <w:t xml:space="preserve"> keys</w:t>
-      </w:r>
-      <w:r>
-        <w:rPr>
-          <w:rFonts w:ascii="Arial" w:hAnsi="Arial" w:cs="Arial"/>
-          <w:sz w:val="18"/>
-        </w:rPr>
-        <w:t xml:space="preserve">, safe retries, and </w:t>
-      </w:r>
-      <w:proofErr w:type="spellStart"/>
-      <w:r>
-        <w:rPr>
-          <w:rFonts w:ascii="Arial" w:hAnsi="Arial" w:cs="Arial"/>
-          <w:sz w:val="18"/>
-        </w:rPr>
-        <w:t>deduplication</w:t>
-      </w:r>
-      <w:proofErr w:type="spellEnd"/>
-      <w:r>
-        <w:rPr>
-          <w:rFonts w:ascii="Arial" w:hAnsi="Arial" w:cs="Arial"/>
-          <w:sz w:val="18"/>
-        </w:rPr>
-        <w:t xml:space="preserve"> on mutation endpoints so transient client retries did not create duplicate side effects.</w:t>
+      <w:r>
+        <w:rPr>
+          <w:rStyle w:val="Strong"/>
+          <w:rFonts w:ascii="Arial" w:hAnsi="Arial" w:cs="Arial"/>
+          <w:sz w:val="18"/>
+        </w:rPr>
+        <w:t>idempotency keys</w:t>
+      </w:r>
+      <w:r>
+        <w:rPr>
+          <w:rFonts w:ascii="Arial" w:hAnsi="Arial" w:cs="Arial"/>
+          <w:sz w:val="18"/>
+        </w:rPr>
+        <w:t>, safe retries, and deduplication on mutation endpoints so transient client retries did not create duplicate side effects.</w:t>
       </w:r>
     </w:p>
     <w:p>
@@ -1803,7 +1196,6 @@
         </w:rPr>
         <w:t xml:space="preserve"> </w:t>
       </w:r>
-      <w:proofErr w:type="spellStart"/>
       <w:r>
         <w:rPr>
           <w:rStyle w:val="Strong"/>
@@ -1812,7 +1204,6 @@
         </w:rPr>
         <w:t>PostgreSQL</w:t>
       </w:r>
-      <w:proofErr w:type="spellEnd"/>
       <w:r>
         <w:rPr>
           <w:rFonts w:ascii="Arial" w:hAnsi="Arial" w:cs="Arial"/>
@@ -1820,7 +1211,6 @@
         </w:rPr>
         <w:t xml:space="preserve"> performance via indexing strategies, query rewrites, and eliminating </w:t>
       </w:r>
-      <w:proofErr w:type="gramStart"/>
       <w:r>
         <w:rPr>
           <w:rStyle w:val="Strong"/>
@@ -1834,15 +1224,7 @@
           <w:rFonts w:ascii="Arial" w:hAnsi="Arial" w:cs="Arial"/>
           <w:sz w:val="18"/>
         </w:rPr>
-        <w:t xml:space="preserve"> patterns</w:t>
-      </w:r>
-      <w:proofErr w:type="gramEnd"/>
-      <w:r>
-        <w:rPr>
-          <w:rFonts w:ascii="Arial" w:hAnsi="Arial" w:cs="Arial"/>
-          <w:sz w:val="18"/>
-        </w:rPr>
-        <w:t>, validating improvements with repeatable load scenarios.</w:t>
+        <w:t xml:space="preserve"> patterns, validating improvements with repeatable load scenarios.</w:t>
       </w:r>
     </w:p>
     <w:p>
@@ -1873,7 +1255,6 @@
         </w:rPr>
         <w:t xml:space="preserve"> caching layers using </w:t>
       </w:r>
-      <w:proofErr w:type="spellStart"/>
       <w:r>
         <w:rPr>
           <w:rStyle w:val="Strong"/>
@@ -1882,7 +1263,6 @@
         </w:rPr>
         <w:t>Redis</w:t>
       </w:r>
-      <w:proofErr w:type="spellEnd"/>
       <w:r>
         <w:rPr>
           <w:rFonts w:ascii="Arial" w:hAnsi="Arial" w:cs="Arial"/>
@@ -1890,7 +1270,6 @@
         </w:rPr>
         <w:t xml:space="preserve"> and </w:t>
       </w:r>
-      <w:proofErr w:type="spellStart"/>
       <w:r>
         <w:rPr>
           <w:rStyle w:val="Strong"/>
@@ -1899,7 +1278,6 @@
         </w:rPr>
         <w:t>ElastiCache</w:t>
       </w:r>
-      <w:proofErr w:type="spellEnd"/>
       <w:r>
         <w:rPr>
           <w:rFonts w:ascii="Arial" w:hAnsi="Arial" w:cs="Arial"/>
@@ -1951,7 +1329,6 @@
         </w:rPr>
         <w:t xml:space="preserve"> and </w:t>
       </w:r>
-      <w:proofErr w:type="spellStart"/>
       <w:r>
         <w:rPr>
           <w:rStyle w:val="Strong"/>
@@ -1960,7 +1337,6 @@
         </w:rPr>
         <w:t>EventBridge</w:t>
       </w:r>
-      <w:proofErr w:type="spellEnd"/>
       <w:r>
         <w:rPr>
           <w:rFonts w:ascii="Arial" w:hAnsi="Arial" w:cs="Arial"/>
@@ -1997,23 +1373,13 @@
         </w:rPr>
         <w:t xml:space="preserve"> search experiences using </w:t>
       </w:r>
-      <w:proofErr w:type="spellStart"/>
-      <w:r>
-        <w:rPr>
-          <w:rStyle w:val="Strong"/>
-          <w:rFonts w:ascii="Arial" w:hAnsi="Arial" w:cs="Arial"/>
-          <w:sz w:val="18"/>
-        </w:rPr>
-        <w:t>Elasticsearch</w:t>
-      </w:r>
-      <w:proofErr w:type="spellEnd"/>
-      <w:r>
-        <w:rPr>
-          <w:rStyle w:val="Strong"/>
-          <w:rFonts w:ascii="Arial" w:hAnsi="Arial" w:cs="Arial"/>
-          <w:sz w:val="18"/>
-        </w:rPr>
-        <w:t>/OpenSearch</w:t>
+      <w:r>
+        <w:rPr>
+          <w:rStyle w:val="Strong"/>
+          <w:rFonts w:ascii="Arial" w:hAnsi="Arial" w:cs="Arial"/>
+          <w:sz w:val="18"/>
+        </w:rPr>
+        <w:t>Elasticsearch/OpenSearch</w:t>
       </w:r>
       <w:r>
         <w:rPr>
@@ -2066,23 +1432,13 @@
         </w:rPr>
         <w:t xml:space="preserve">, </w:t>
       </w:r>
-      <w:proofErr w:type="spellStart"/>
-      <w:r>
-        <w:rPr>
-          <w:rStyle w:val="Strong"/>
-          <w:rFonts w:ascii="Arial" w:hAnsi="Arial" w:cs="Arial"/>
-          <w:sz w:val="18"/>
-        </w:rPr>
-        <w:t>OpenID</w:t>
-      </w:r>
-      <w:proofErr w:type="spellEnd"/>
-      <w:r>
-        <w:rPr>
-          <w:rStyle w:val="Strong"/>
-          <w:rFonts w:ascii="Arial" w:hAnsi="Arial" w:cs="Arial"/>
-          <w:sz w:val="18"/>
-        </w:rPr>
-        <w:t xml:space="preserve"> Connect</w:t>
+      <w:r>
+        <w:rPr>
+          <w:rStyle w:val="Strong"/>
+          <w:rFonts w:ascii="Arial" w:hAnsi="Arial" w:cs="Arial"/>
+          <w:sz w:val="18"/>
+        </w:rPr>
+        <w:t>OpenID Connect</w:t>
       </w:r>
       <w:r>
         <w:rPr>
@@ -2195,7 +1551,6 @@
         </w:rPr>
         <w:t xml:space="preserve">, standardizing container packaging with </w:t>
       </w:r>
-      <w:proofErr w:type="spellStart"/>
       <w:r>
         <w:rPr>
           <w:rStyle w:val="Strong"/>
@@ -2204,7 +1559,6 @@
         </w:rPr>
         <w:t>Docker</w:t>
       </w:r>
-      <w:proofErr w:type="spellEnd"/>
       <w:r>
         <w:rPr>
           <w:rFonts w:ascii="Arial" w:hAnsi="Arial" w:cs="Arial"/>
@@ -2241,7 +1595,6 @@
         </w:rPr>
         <w:t xml:space="preserve"> infrastructure automation using </w:t>
       </w:r>
-      <w:proofErr w:type="spellStart"/>
       <w:r>
         <w:rPr>
           <w:rStyle w:val="Strong"/>
@@ -2250,7 +1603,6 @@
         </w:rPr>
         <w:t>Terraform</w:t>
       </w:r>
-      <w:proofErr w:type="spellEnd"/>
       <w:r>
         <w:rPr>
           <w:rFonts w:ascii="Arial" w:hAnsi="Arial" w:cs="Arial"/>
@@ -2258,7 +1610,6 @@
         </w:rPr>
         <w:t xml:space="preserve"> and </w:t>
       </w:r>
-      <w:proofErr w:type="spellStart"/>
       <w:r>
         <w:rPr>
           <w:rStyle w:val="Strong"/>
@@ -2267,7 +1618,6 @@
         </w:rPr>
         <w:t>CloudFormation</w:t>
       </w:r>
-      <w:proofErr w:type="spellEnd"/>
       <w:r>
         <w:rPr>
           <w:rFonts w:ascii="Arial" w:hAnsi="Arial" w:cs="Arial"/>
@@ -2335,23 +1685,13 @@
         </w:rPr>
         <w:t xml:space="preserve"> pipelines (</w:t>
       </w:r>
-      <w:proofErr w:type="spellStart"/>
-      <w:r>
-        <w:rPr>
-          <w:rStyle w:val="Strong"/>
-          <w:rFonts w:ascii="Arial" w:hAnsi="Arial" w:cs="Arial"/>
-          <w:sz w:val="18"/>
-        </w:rPr>
-        <w:t>GitHub</w:t>
-      </w:r>
-      <w:proofErr w:type="spellEnd"/>
-      <w:r>
-        <w:rPr>
-          <w:rStyle w:val="Strong"/>
-          <w:rFonts w:ascii="Arial" w:hAnsi="Arial" w:cs="Arial"/>
-          <w:sz w:val="18"/>
-        </w:rPr>
-        <w:t xml:space="preserve"> Actions</w:t>
+      <w:r>
+        <w:rPr>
+          <w:rStyle w:val="Strong"/>
+          <w:rFonts w:ascii="Arial" w:hAnsi="Arial" w:cs="Arial"/>
+          <w:sz w:val="18"/>
+        </w:rPr>
+        <w:t>GitHub Actions</w:t>
       </w:r>
       <w:r>
         <w:rPr>
@@ -2402,25 +1742,8 @@
           <w:rFonts w:ascii="Arial" w:hAnsi="Arial" w:cs="Arial"/>
           <w:sz w:val="18"/>
         </w:rPr>
-        <w:t xml:space="preserve"> end-to-end </w:t>
-      </w:r>
-      <w:proofErr w:type="spellStart"/>
-      <w:r>
-        <w:rPr>
-          <w:rFonts w:ascii="Arial" w:hAnsi="Arial" w:cs="Arial"/>
-          <w:sz w:val="18"/>
-        </w:rPr>
-        <w:t>observability</w:t>
-      </w:r>
-      <w:proofErr w:type="spellEnd"/>
-      <w:r>
-        <w:rPr>
-          <w:rFonts w:ascii="Arial" w:hAnsi="Arial" w:cs="Arial"/>
-          <w:sz w:val="18"/>
-        </w:rPr>
-        <w:t xml:space="preserve"> with </w:t>
-      </w:r>
-      <w:proofErr w:type="spellStart"/>
+        <w:t xml:space="preserve"> end-to-end observability with </w:t>
+      </w:r>
       <w:r>
         <w:rPr>
           <w:rStyle w:val="Strong"/>
@@ -2429,7 +1752,6 @@
         </w:rPr>
         <w:t>OpenTelemetry</w:t>
       </w:r>
-      <w:proofErr w:type="spellEnd"/>
       <w:r>
         <w:rPr>
           <w:rFonts w:ascii="Arial" w:hAnsi="Arial" w:cs="Arial"/>
@@ -2437,7 +1759,6 @@
         </w:rPr>
         <w:t xml:space="preserve">, </w:t>
       </w:r>
-      <w:proofErr w:type="spellStart"/>
       <w:r>
         <w:rPr>
           <w:rStyle w:val="Strong"/>
@@ -2446,7 +1767,6 @@
         </w:rPr>
         <w:t>CloudWatch</w:t>
       </w:r>
-      <w:proofErr w:type="spellEnd"/>
       <w:r>
         <w:rPr>
           <w:rFonts w:ascii="Arial" w:hAnsi="Arial" w:cs="Arial"/>
@@ -2454,7 +1774,6 @@
         </w:rPr>
         <w:t xml:space="preserve">, </w:t>
       </w:r>
-      <w:proofErr w:type="spellStart"/>
       <w:r>
         <w:rPr>
           <w:rStyle w:val="Strong"/>
@@ -2463,7 +1782,6 @@
         </w:rPr>
         <w:t>Datadog</w:t>
       </w:r>
-      <w:proofErr w:type="spellEnd"/>
       <w:r>
         <w:rPr>
           <w:rFonts w:ascii="Arial" w:hAnsi="Arial" w:cs="Arial"/>
@@ -2486,7 +1804,6 @@
         </w:rPr>
         <w:t xml:space="preserve">, and </w:t>
       </w:r>
-      <w:proofErr w:type="spellStart"/>
       <w:r>
         <w:rPr>
           <w:rStyle w:val="Strong"/>
@@ -2495,7 +1812,6 @@
         </w:rPr>
         <w:t>Grafana</w:t>
       </w:r>
-      <w:proofErr w:type="spellEnd"/>
       <w:r>
         <w:rPr>
           <w:rFonts w:ascii="Arial" w:hAnsi="Arial" w:cs="Arial"/>
@@ -2615,39 +1931,7 @@
           <w:rFonts w:ascii="Arial" w:hAnsi="Arial" w:cs="Arial"/>
           <w:sz w:val="18"/>
         </w:rPr>
-        <w:t xml:space="preserve"> </w:t>
-      </w:r>
-      <w:proofErr w:type="spellStart"/>
-      <w:r>
-        <w:rPr>
-          <w:rFonts w:ascii="Arial" w:hAnsi="Arial" w:cs="Arial"/>
-          <w:sz w:val="18"/>
-        </w:rPr>
-        <w:t>runbooks</w:t>
-      </w:r>
-      <w:proofErr w:type="spellEnd"/>
-      <w:r>
-        <w:rPr>
-          <w:rFonts w:ascii="Arial" w:hAnsi="Arial" w:cs="Arial"/>
-          <w:sz w:val="18"/>
-        </w:rPr>
-        <w:t xml:space="preserve"> and incident </w:t>
-      </w:r>
-      <w:proofErr w:type="spellStart"/>
-      <w:r>
-        <w:rPr>
-          <w:rFonts w:ascii="Arial" w:hAnsi="Arial" w:cs="Arial"/>
-          <w:sz w:val="18"/>
-        </w:rPr>
-        <w:t>learnings</w:t>
-      </w:r>
-      <w:proofErr w:type="spellEnd"/>
-      <w:r>
-        <w:rPr>
-          <w:rFonts w:ascii="Arial" w:hAnsi="Arial" w:cs="Arial"/>
-          <w:sz w:val="18"/>
-        </w:rPr>
-        <w:t>, reducing on-call noise by tuning alerts and converting recurring failures into permanent fixes.</w:t>
+        <w:t xml:space="preserve"> runbooks and incident learnings, reducing on-call noise by tuning alerts and converting recurring failures into permanent fixes.</w:t>
       </w:r>
     </w:p>
     <w:p>
@@ -2671,27 +1955,7 @@
           <w:sz w:val="21"/>
           <w:szCs w:val="21"/>
         </w:rPr>
-        <w:t xml:space="preserve">High Touch </w:t>
-      </w:r>
-      <w:proofErr w:type="gramStart"/>
-      <w:r>
-        <w:rPr>
-          <w:rFonts w:ascii="Arial" w:eastAsia="Arial" w:hAnsi="Arial" w:cs="Arial"/>
-          <w:color w:val="555555"/>
-          <w:sz w:val="21"/>
-          <w:szCs w:val="21"/>
-        </w:rPr>
-        <w:t>Technologies  |</w:t>
-      </w:r>
-      <w:proofErr w:type="gramEnd"/>
-      <w:r>
-        <w:rPr>
-          <w:rFonts w:ascii="Arial" w:eastAsia="Arial" w:hAnsi="Arial" w:cs="Arial"/>
-          <w:color w:val="555555"/>
-          <w:sz w:val="21"/>
-          <w:szCs w:val="21"/>
-        </w:rPr>
-        <w:t xml:space="preserve">  June 2018 - December 2020</w:t>
+        <w:t>High Touch Technologies  |  June 2018 - December 2020</w:t>
       </w:r>
     </w:p>
     <w:p>
@@ -2714,7 +1978,6 @@
         </w:rPr>
         <w:t xml:space="preserve">Owned a complex SPA and delivered </w:t>
       </w:r>
-      <w:proofErr w:type="spellStart"/>
       <w:r>
         <w:rPr>
           <w:rStyle w:val="Strong"/>
@@ -2723,7 +1986,6 @@
         </w:rPr>
         <w:t>Laravel</w:t>
       </w:r>
-      <w:proofErr w:type="spellEnd"/>
       <w:r>
         <w:rPr>
           <w:rFonts w:ascii="Arial" w:hAnsi="Arial" w:cs="Arial"/>
@@ -2797,7 +2059,6 @@
         </w:rPr>
         <w:t xml:space="preserve"> in </w:t>
       </w:r>
-      <w:proofErr w:type="spellStart"/>
       <w:r>
         <w:rPr>
           <w:rStyle w:val="Strong"/>
@@ -2806,7 +2067,6 @@
         </w:rPr>
         <w:t>Laravel</w:t>
       </w:r>
-      <w:proofErr w:type="spellEnd"/>
       <w:r>
         <w:rPr>
           <w:rFonts w:ascii="Arial" w:hAnsi="Arial" w:cs="Arial"/>
@@ -2931,23 +2191,13 @@
         </w:rPr>
         <w:t xml:space="preserve">Improved data-heavy page performance using </w:t>
       </w:r>
-      <w:proofErr w:type="spellStart"/>
-      <w:r>
-        <w:rPr>
-          <w:rStyle w:val="Strong"/>
-          <w:rFonts w:ascii="Arial" w:hAnsi="Arial" w:cs="Arial"/>
-          <w:sz w:val="18"/>
-        </w:rPr>
-        <w:t>Redis</w:t>
-      </w:r>
-      <w:proofErr w:type="spellEnd"/>
-      <w:r>
-        <w:rPr>
-          <w:rStyle w:val="Strong"/>
-          <w:rFonts w:ascii="Arial" w:hAnsi="Arial" w:cs="Arial"/>
-          <w:sz w:val="18"/>
-        </w:rPr>
-        <w:t xml:space="preserve"> caching</w:t>
+      <w:r>
+        <w:rPr>
+          <w:rStyle w:val="Strong"/>
+          <w:rFonts w:ascii="Arial" w:hAnsi="Arial" w:cs="Arial"/>
+          <w:sz w:val="18"/>
+        </w:rPr>
+        <w:t>Redis caching</w:t>
       </w:r>
       <w:r>
         <w:rPr>
@@ -2956,7 +2206,6 @@
         </w:rPr>
         <w:t xml:space="preserve">, </w:t>
       </w:r>
-      <w:proofErr w:type="gramStart"/>
       <w:r>
         <w:rPr>
           <w:rStyle w:val="Strong"/>
@@ -2965,7 +2214,6 @@
         </w:rPr>
         <w:t>Eloquent</w:t>
       </w:r>
-      <w:proofErr w:type="gramEnd"/>
       <w:r>
         <w:rPr>
           <w:rFonts w:ascii="Arial" w:hAnsi="Arial" w:cs="Arial"/>
@@ -3075,23 +2323,13 @@
         </w:rPr>
         <w:t xml:space="preserve">Created reliable retry and error-handling strategies for flaky integrations using </w:t>
       </w:r>
-      <w:proofErr w:type="spellStart"/>
-      <w:r>
-        <w:rPr>
-          <w:rStyle w:val="Strong"/>
-          <w:rFonts w:ascii="Arial" w:hAnsi="Arial" w:cs="Arial"/>
-          <w:sz w:val="18"/>
-        </w:rPr>
-        <w:t>Laravel</w:t>
-      </w:r>
-      <w:proofErr w:type="spellEnd"/>
-      <w:r>
-        <w:rPr>
-          <w:rStyle w:val="Strong"/>
-          <w:rFonts w:ascii="Arial" w:hAnsi="Arial" w:cs="Arial"/>
-          <w:sz w:val="18"/>
-        </w:rPr>
-        <w:t xml:space="preserve"> Queues</w:t>
+      <w:r>
+        <w:rPr>
+          <w:rStyle w:val="Strong"/>
+          <w:rFonts w:ascii="Arial" w:hAnsi="Arial" w:cs="Arial"/>
+          <w:sz w:val="18"/>
+        </w:rPr>
+        <w:t>Laravel Queues</w:t>
       </w:r>
       <w:r>
         <w:rPr>
@@ -3100,7 +2338,6 @@
         </w:rPr>
         <w:t xml:space="preserve">, </w:t>
       </w:r>
-      <w:proofErr w:type="spellStart"/>
       <w:r>
         <w:rPr>
           <w:rStyle w:val="Strong"/>
@@ -3109,7 +2346,6 @@
         </w:rPr>
         <w:t>RabbitMQ</w:t>
       </w:r>
-      <w:proofErr w:type="spellEnd"/>
       <w:r>
         <w:rPr>
           <w:rFonts w:ascii="Arial" w:hAnsi="Arial" w:cs="Arial"/>
@@ -3153,23 +2389,13 @@
         </w:rPr>
         <w:t xml:space="preserve"> gates (</w:t>
       </w:r>
-      <w:proofErr w:type="spellStart"/>
-      <w:r>
-        <w:rPr>
-          <w:rStyle w:val="Strong"/>
-          <w:rFonts w:ascii="Arial" w:hAnsi="Arial" w:cs="Arial"/>
-          <w:sz w:val="18"/>
-        </w:rPr>
-        <w:t>GitLab</w:t>
-      </w:r>
-      <w:proofErr w:type="spellEnd"/>
-      <w:r>
-        <w:rPr>
-          <w:rStyle w:val="Strong"/>
-          <w:rFonts w:ascii="Arial" w:hAnsi="Arial" w:cs="Arial"/>
-          <w:sz w:val="18"/>
-        </w:rPr>
-        <w:t xml:space="preserve"> CI</w:t>
+      <w:r>
+        <w:rPr>
+          <w:rStyle w:val="Strong"/>
+          <w:rFonts w:ascii="Arial" w:hAnsi="Arial" w:cs="Arial"/>
+          <w:sz w:val="18"/>
+        </w:rPr>
+        <w:t>GitLab CI</w:t>
       </w:r>
       <w:r>
         <w:rPr>
@@ -3193,7 +2419,6 @@
         </w:rPr>
         <w:t>) and targeted regression tests (</w:t>
       </w:r>
-      <w:proofErr w:type="spellStart"/>
       <w:r>
         <w:rPr>
           <w:rStyle w:val="Strong"/>
@@ -3202,7 +2427,6 @@
         </w:rPr>
         <w:t>PHPUnit</w:t>
       </w:r>
-      <w:proofErr w:type="spellEnd"/>
       <w:r>
         <w:rPr>
           <w:rFonts w:ascii="Arial" w:hAnsi="Arial" w:cs="Arial"/>
@@ -3280,23 +2504,7 @@
           <w:rFonts w:ascii="Arial" w:hAnsi="Arial" w:cs="Arial"/>
           <w:sz w:val="18"/>
         </w:rPr>
-        <w:t xml:space="preserve">Added </w:t>
-      </w:r>
-      <w:proofErr w:type="spellStart"/>
-      <w:r>
-        <w:rPr>
-          <w:rFonts w:ascii="Arial" w:hAnsi="Arial" w:cs="Arial"/>
-          <w:sz w:val="18"/>
-        </w:rPr>
-        <w:t>observability</w:t>
-      </w:r>
-      <w:proofErr w:type="spellEnd"/>
-      <w:r>
-        <w:rPr>
-          <w:rFonts w:ascii="Arial" w:hAnsi="Arial" w:cs="Arial"/>
-          <w:sz w:val="18"/>
-        </w:rPr>
-        <w:t xml:space="preserve"> improvements with </w:t>
+        <w:t xml:space="preserve">Added observability improvements with </w:t>
       </w:r>
       <w:r>
         <w:rPr>
@@ -3421,18 +2629,8 @@
           <w:rFonts w:ascii="Arial" w:hAnsi="Arial" w:cs="Arial"/>
           <w:sz w:val="18"/>
         </w:rPr>
-        <w:t xml:space="preserve">Azure </w:t>
-      </w:r>
-      <w:proofErr w:type="spellStart"/>
-      <w:r>
-        <w:rPr>
-          <w:rStyle w:val="Strong"/>
-          <w:rFonts w:ascii="Arial" w:hAnsi="Arial" w:cs="Arial"/>
-          <w:sz w:val="18"/>
-        </w:rPr>
-        <w:t>DevOps</w:t>
-      </w:r>
-      <w:proofErr w:type="spellEnd"/>
+        <w:t>Azure DevOps</w:t>
+      </w:r>
       <w:r>
         <w:rPr>
           <w:rFonts w:ascii="Arial" w:hAnsi="Arial" w:cs="Arial"/>
@@ -3476,7 +2674,6 @@
         </w:rPr>
         <w:t xml:space="preserve"> and downstream consumers of </w:t>
       </w:r>
-      <w:proofErr w:type="spellStart"/>
       <w:r>
         <w:rPr>
           <w:rStyle w:val="Strong"/>
@@ -3485,7 +2682,6 @@
         </w:rPr>
         <w:t>BigQuery</w:t>
       </w:r>
-      <w:proofErr w:type="spellEnd"/>
       <w:r>
         <w:rPr>
           <w:rFonts w:ascii="Arial" w:hAnsi="Arial" w:cs="Arial"/>
@@ -3544,7 +2740,6 @@
       </w:r>
     </w:p>
     <w:p>
-      <w:proofErr w:type="gramStart"/>
       <w:r>
         <w:rPr>
           <w:rFonts w:ascii="Arial" w:eastAsia="Arial" w:hAnsi="Arial" w:cs="Arial"/>
@@ -3552,37 +2747,7 @@
           <w:sz w:val="21"/>
           <w:szCs w:val="21"/>
         </w:rPr>
-        <w:t>Centric Tech Inc.</w:t>
-      </w:r>
-      <w:proofErr w:type="gramEnd"/>
-      <w:r>
-        <w:rPr>
-          <w:rFonts w:ascii="Arial" w:eastAsia="Arial" w:hAnsi="Arial" w:cs="Arial"/>
-          <w:color w:val="555555"/>
-          <w:sz w:val="21"/>
-          <w:szCs w:val="21"/>
-        </w:rPr>
-        <w:t xml:space="preserve">  </w:t>
-      </w:r>
-      <w:proofErr w:type="gramStart"/>
-      <w:r>
-        <w:rPr>
-          <w:rFonts w:ascii="Arial" w:eastAsia="Arial" w:hAnsi="Arial" w:cs="Arial"/>
-          <w:color w:val="555555"/>
-          <w:sz w:val="21"/>
-          <w:szCs w:val="21"/>
-        </w:rPr>
-        <w:t>|  September</w:t>
-      </w:r>
-      <w:proofErr w:type="gramEnd"/>
-      <w:r>
-        <w:rPr>
-          <w:rFonts w:ascii="Arial" w:eastAsia="Arial" w:hAnsi="Arial" w:cs="Arial"/>
-          <w:color w:val="555555"/>
-          <w:sz w:val="21"/>
-          <w:szCs w:val="21"/>
-        </w:rPr>
-        <w:t xml:space="preserve"> 2015 - May 2018</w:t>
+        <w:t>Centric Tech Inc.  |  September 2015 - May 2018</w:t>
       </w:r>
     </w:p>
     <w:p>
@@ -3813,8 +2978,6 @@
         </w:rPr>
         <w:t xml:space="preserve">Introduced caching strategies for frequently accessed data using </w:t>
       </w:r>
-      <w:proofErr w:type="spellStart"/>
-      <w:proofErr w:type="gramStart"/>
       <w:r>
         <w:rPr>
           <w:rStyle w:val="Strong"/>
@@ -3824,8 +2987,6 @@
         </w:rPr>
         <w:t>Redis</w:t>
       </w:r>
-      <w:proofErr w:type="spellEnd"/>
-      <w:proofErr w:type="gramEnd"/>
       <w:r>
         <w:rPr>
           <w:rFonts w:ascii="Arial" w:hAnsi="Arial" w:cs="Arial"/>
@@ -3857,7 +3018,6 @@
         </w:rPr>
         <w:t xml:space="preserve">Built early search and filtering capabilities using </w:t>
       </w:r>
-      <w:proofErr w:type="spellStart"/>
       <w:r>
         <w:rPr>
           <w:rStyle w:val="Strong"/>
@@ -3867,7 +3027,6 @@
         </w:rPr>
         <w:t>Elasticsearch</w:t>
       </w:r>
-      <w:proofErr w:type="spellEnd"/>
       <w:r>
         <w:rPr>
           <w:rFonts w:ascii="Arial" w:hAnsi="Arial" w:cs="Arial"/>
@@ -3962,7 +3121,6 @@
         </w:rPr>
         <w:t xml:space="preserve">Worked with teams adopting containerized workflows using </w:t>
       </w:r>
-      <w:proofErr w:type="spellStart"/>
       <w:r>
         <w:rPr>
           <w:rStyle w:val="Strong"/>
@@ -3972,7 +3130,6 @@
         </w:rPr>
         <w:t>Docker</w:t>
       </w:r>
-      <w:proofErr w:type="spellEnd"/>
       <w:r>
         <w:rPr>
           <w:rFonts w:ascii="Arial" w:hAnsi="Arial" w:cs="Arial"/>
@@ -3981,7 +3138,6 @@
         </w:rPr>
         <w:t xml:space="preserve"> and baseline </w:t>
       </w:r>
-      <w:proofErr w:type="spellStart"/>
       <w:r>
         <w:rPr>
           <w:rStyle w:val="Strong"/>
@@ -3991,7 +3147,6 @@
         </w:rPr>
         <w:t>Kubernetes</w:t>
       </w:r>
-      <w:proofErr w:type="spellEnd"/>
       <w:r>
         <w:rPr>
           <w:rFonts w:ascii="Arial" w:hAnsi="Arial" w:cs="Arial"/>
@@ -4027,7 +3182,6 @@
       </w:r>
     </w:p>
     <w:p>
-      <w:proofErr w:type="gramStart"/>
       <w:r>
         <w:rPr>
           <w:rFonts w:ascii="Arial" w:eastAsia="Arial" w:hAnsi="Arial" w:cs="Arial"/>
@@ -4035,17 +3189,7 @@
           <w:sz w:val="21"/>
           <w:szCs w:val="21"/>
         </w:rPr>
-        <w:t>Microsoft  |</w:t>
-      </w:r>
-      <w:proofErr w:type="gramEnd"/>
-      <w:r>
-        <w:rPr>
-          <w:rFonts w:ascii="Arial" w:eastAsia="Arial" w:hAnsi="Arial" w:cs="Arial"/>
-          <w:color w:val="555555"/>
-          <w:sz w:val="21"/>
-          <w:szCs w:val="21"/>
-        </w:rPr>
-        <w:t xml:space="preserve">  September 2014 - August 2015</w:t>
+        <w:t>Microsoft  |  September 2014 - August 2015</w:t>
       </w:r>
     </w:p>
     <w:p>
@@ -4114,25 +3258,7 @@
           <w:sz w:val="18"/>
           <w:szCs w:val="20"/>
         </w:rPr>
-        <w:t xml:space="preserve">Partnered with engineers and testers to reproduce bugs deterministically, </w:t>
-      </w:r>
-      <w:proofErr w:type="gramStart"/>
-      <w:r>
-        <w:rPr>
-          <w:rFonts w:ascii="Arial" w:hAnsi="Arial" w:cs="Arial"/>
-          <w:sz w:val="18"/>
-          <w:szCs w:val="20"/>
-        </w:rPr>
-        <w:t>then</w:t>
-      </w:r>
-      <w:proofErr w:type="gramEnd"/>
-      <w:r>
-        <w:rPr>
-          <w:rFonts w:ascii="Arial" w:hAnsi="Arial" w:cs="Arial"/>
-          <w:sz w:val="18"/>
-          <w:szCs w:val="20"/>
-        </w:rPr>
-        <w:t xml:space="preserve"> delivered fixes with targeted verification steps.</w:t>
+        <w:t>Partnered with engineers and testers to reproduce bugs deterministically, then delivered fixes with targeted verification steps.</w:t>
       </w:r>
     </w:p>
     <w:p>
@@ -4483,7 +3609,6 @@
         </w:rPr>
         <w:t xml:space="preserve"> and </w:t>
       </w:r>
-      <w:proofErr w:type="spellStart"/>
       <w:r>
         <w:rPr>
           <w:rStyle w:val="Strong"/>
@@ -4492,7 +3617,6 @@
         </w:rPr>
         <w:t>EventBridge</w:t>
       </w:r>
-      <w:proofErr w:type="spellEnd"/>
       <w:r>
         <w:rPr>
           <w:rFonts w:ascii="Arial" w:hAnsi="Arial" w:cs="Arial"/>
@@ -4500,7 +3624,6 @@
         </w:rPr>
         <w:t xml:space="preserve"> with </w:t>
       </w:r>
-      <w:proofErr w:type="spellStart"/>
       <w:r>
         <w:rPr>
           <w:rStyle w:val="Strong"/>
@@ -4509,7 +3632,6 @@
         </w:rPr>
         <w:t>idempotency</w:t>
       </w:r>
-      <w:proofErr w:type="spellEnd"/>
       <w:r>
         <w:rPr>
           <w:rFonts w:ascii="Arial" w:hAnsi="Arial" w:cs="Arial"/>
@@ -4568,7 +3690,6 @@
         </w:rPr>
         <w:t xml:space="preserve">Added end-to-end traceability with </w:t>
       </w:r>
-      <w:proofErr w:type="spellStart"/>
       <w:r>
         <w:rPr>
           <w:rStyle w:val="Strong"/>
@@ -4577,7 +3698,6 @@
         </w:rPr>
         <w:t>OpenTelemetry</w:t>
       </w:r>
-      <w:proofErr w:type="spellEnd"/>
       <w:r>
         <w:rPr>
           <w:rFonts w:ascii="Arial" w:hAnsi="Arial" w:cs="Arial"/>
@@ -4585,34 +3705,14 @@
         </w:rPr>
         <w:t xml:space="preserve"> and dashboards in </w:t>
       </w:r>
-      <w:proofErr w:type="spellStart"/>
-      <w:r>
-        <w:rPr>
-          <w:rStyle w:val="Strong"/>
-          <w:rFonts w:ascii="Arial" w:hAnsi="Arial" w:cs="Arial"/>
-          <w:sz w:val="18"/>
-        </w:rPr>
-        <w:t>Datadog</w:t>
-      </w:r>
-      <w:proofErr w:type="spellEnd"/>
-      <w:r>
-        <w:rPr>
-          <w:rStyle w:val="Strong"/>
-          <w:rFonts w:ascii="Arial" w:hAnsi="Arial" w:cs="Arial"/>
-          <w:sz w:val="18"/>
-        </w:rPr>
-        <w:t>/</w:t>
-      </w:r>
-      <w:proofErr w:type="spellStart"/>
-      <w:r>
-        <w:rPr>
-          <w:rStyle w:val="Strong"/>
-          <w:rFonts w:ascii="Arial" w:hAnsi="Arial" w:cs="Arial"/>
-          <w:sz w:val="18"/>
-        </w:rPr>
-        <w:t>Grafana</w:t>
-      </w:r>
-      <w:proofErr w:type="spellEnd"/>
+      <w:r>
+        <w:rPr>
+          <w:rStyle w:val="Strong"/>
+          <w:rFonts w:ascii="Arial" w:hAnsi="Arial" w:cs="Arial"/>
+          <w:sz w:val="18"/>
+        </w:rPr>
+        <w:t>Datadog/Grafana</w:t>
+      </w:r>
       <w:r>
         <w:rPr>
           <w:rFonts w:ascii="Arial" w:hAnsi="Arial" w:cs="Arial"/>
@@ -4674,23 +3774,13 @@
         </w:rPr>
         <w:t xml:space="preserve">Implemented a scalable search + export pipeline using </w:t>
       </w:r>
-      <w:proofErr w:type="spellStart"/>
-      <w:r>
-        <w:rPr>
-          <w:rStyle w:val="Strong"/>
-          <w:rFonts w:ascii="Arial" w:hAnsi="Arial" w:cs="Arial"/>
-          <w:sz w:val="18"/>
-        </w:rPr>
-        <w:t>Elasticsearch</w:t>
-      </w:r>
-      <w:proofErr w:type="spellEnd"/>
-      <w:r>
-        <w:rPr>
-          <w:rStyle w:val="Strong"/>
-          <w:rFonts w:ascii="Arial" w:hAnsi="Arial" w:cs="Arial"/>
-          <w:sz w:val="18"/>
-        </w:rPr>
-        <w:t>/OpenSearch</w:t>
+      <w:r>
+        <w:rPr>
+          <w:rStyle w:val="Strong"/>
+          <w:rFonts w:ascii="Arial" w:hAnsi="Arial" w:cs="Arial"/>
+          <w:sz w:val="18"/>
+        </w:rPr>
+        <w:t>Elasticsearch/OpenSearch</w:t>
       </w:r>
       <w:r>
         <w:rPr>
@@ -4699,7 +3789,6 @@
         </w:rPr>
         <w:t xml:space="preserve">, </w:t>
       </w:r>
-      <w:proofErr w:type="spellStart"/>
       <w:r>
         <w:rPr>
           <w:rStyle w:val="Strong"/>
@@ -4708,7 +3797,6 @@
         </w:rPr>
         <w:t>PostgreSQL</w:t>
       </w:r>
-      <w:proofErr w:type="spellEnd"/>
       <w:r>
         <w:rPr>
           <w:rFonts w:ascii="Arial" w:hAnsi="Arial" w:cs="Arial"/>
@@ -4956,7 +4044,6 @@
         </w:rPr>
         <w:t xml:space="preserve"> and </w:t>
       </w:r>
-      <w:proofErr w:type="spellStart"/>
       <w:r>
         <w:rPr>
           <w:rStyle w:val="Strong"/>
@@ -4965,7 +4052,6 @@
         </w:rPr>
         <w:t>BigQuery</w:t>
       </w:r>
-      <w:proofErr w:type="spellEnd"/>
       <w:r>
         <w:rPr>
           <w:rFonts w:ascii="Arial" w:hAnsi="Arial" w:cs="Arial"/>
@@ -5009,34 +4095,14 @@
         </w:rPr>
         <w:t xml:space="preserve">Standardized environments and releases using </w:t>
       </w:r>
-      <w:proofErr w:type="spellStart"/>
-      <w:r>
-        <w:rPr>
-          <w:rStyle w:val="Strong"/>
-          <w:rFonts w:ascii="Arial" w:hAnsi="Arial" w:cs="Arial"/>
-          <w:sz w:val="18"/>
-        </w:rPr>
-        <w:t>Terraform</w:t>
-      </w:r>
-      <w:proofErr w:type="spellEnd"/>
-      <w:r>
-        <w:rPr>
-          <w:rStyle w:val="Strong"/>
-          <w:rFonts w:ascii="Arial" w:hAnsi="Arial" w:cs="Arial"/>
-          <w:sz w:val="18"/>
-        </w:rPr>
-        <w:t>/</w:t>
-      </w:r>
-      <w:proofErr w:type="spellStart"/>
-      <w:r>
-        <w:rPr>
-          <w:rStyle w:val="Strong"/>
-          <w:rFonts w:ascii="Arial" w:hAnsi="Arial" w:cs="Arial"/>
-          <w:sz w:val="18"/>
-        </w:rPr>
-        <w:t>CloudFormation</w:t>
-      </w:r>
-      <w:proofErr w:type="spellEnd"/>
+      <w:r>
+        <w:rPr>
+          <w:rStyle w:val="Strong"/>
+          <w:rFonts w:ascii="Arial" w:hAnsi="Arial" w:cs="Arial"/>
+          <w:sz w:val="18"/>
+        </w:rPr>
+        <w:t>Terraform/CloudFormation</w:t>
+      </w:r>
       <w:r>
         <w:rPr>
           <w:rFonts w:ascii="Arial" w:hAnsi="Arial" w:cs="Arial"/>
@@ -5044,7 +4110,6 @@
         </w:rPr>
         <w:t xml:space="preserve">, </w:t>
       </w:r>
-      <w:proofErr w:type="spellStart"/>
       <w:r>
         <w:rPr>
           <w:rStyle w:val="Strong"/>
@@ -5053,7 +4118,6 @@
         </w:rPr>
         <w:t>GitOps</w:t>
       </w:r>
-      <w:proofErr w:type="spellEnd"/>
       <w:r>
         <w:rPr>
           <w:rFonts w:ascii="Arial" w:hAnsi="Arial" w:cs="Arial"/>
@@ -5076,23 +4140,13 @@
         </w:rPr>
         <w:t xml:space="preserve"> automation across </w:t>
       </w:r>
-      <w:proofErr w:type="spellStart"/>
-      <w:r>
-        <w:rPr>
-          <w:rStyle w:val="Strong"/>
-          <w:rFonts w:ascii="Arial" w:hAnsi="Arial" w:cs="Arial"/>
-          <w:sz w:val="18"/>
-        </w:rPr>
-        <w:t>GitHub</w:t>
-      </w:r>
-      <w:proofErr w:type="spellEnd"/>
-      <w:r>
-        <w:rPr>
-          <w:rStyle w:val="Strong"/>
-          <w:rFonts w:ascii="Arial" w:hAnsi="Arial" w:cs="Arial"/>
-          <w:sz w:val="18"/>
-        </w:rPr>
-        <w:t xml:space="preserve"> Actions</w:t>
+      <w:r>
+        <w:rPr>
+          <w:rStyle w:val="Strong"/>
+          <w:rFonts w:ascii="Arial" w:hAnsi="Arial" w:cs="Arial"/>
+          <w:sz w:val="18"/>
+        </w:rPr>
+        <w:t>GitHub Actions</w:t>
       </w:r>
       <w:r>
         <w:rPr>
@@ -5107,18 +4161,8 @@
           <w:rFonts w:ascii="Arial" w:hAnsi="Arial" w:cs="Arial"/>
           <w:sz w:val="18"/>
         </w:rPr>
-        <w:t xml:space="preserve">Azure </w:t>
-      </w:r>
-      <w:proofErr w:type="spellStart"/>
-      <w:r>
-        <w:rPr>
-          <w:rStyle w:val="Strong"/>
-          <w:rFonts w:ascii="Arial" w:hAnsi="Arial" w:cs="Arial"/>
-          <w:sz w:val="18"/>
-        </w:rPr>
-        <w:t>DevOps</w:t>
-      </w:r>
-      <w:proofErr w:type="spellEnd"/>
+        <w:t>Azure DevOps</w:t>
+      </w:r>
       <w:r>
         <w:rPr>
           <w:rFonts w:ascii="Arial" w:hAnsi="Arial" w:cs="Arial"/>
